--- a/rodrigoAnastacio/BD/Aula3/atividade1.docx
+++ b/rodrigoAnastacio/BD/Aula3/atividade1.docx
@@ -34,26 +34,28 @@
     <w:p>
       <w:pPr>
         <w:pStyle w:val="PargrafodaLista"/>
+      </w:pPr>
+      <w:r>
+        <w:t>- Condomínios</w:t>
+      </w:r>
+    </w:p>
+    <w:p>
+      <w:pPr>
+        <w:pStyle w:val="PargrafodaLista"/>
+      </w:pPr>
+      <w:r>
+        <w:t>- Pessoas</w:t>
+      </w:r>
+    </w:p>
+    <w:p>
+      <w:pPr>
+        <w:pStyle w:val="PargrafodaLista"/>
         <w:rPr>
           <w:u w:val="single"/>
         </w:rPr>
       </w:pPr>
       <w:r>
-        <w:rPr>
-          <w:u w:val="single"/>
-        </w:rPr>
-        <w:t>- Condomínio</w:t>
-      </w:r>
-    </w:p>
-    <w:p>
-      <w:pPr>
-        <w:pStyle w:val="PargrafodaLista"/>
-      </w:pPr>
-      <w:r>
-        <w:rPr>
-          <w:u w:val="single"/>
-        </w:rPr>
-        <w:t>- Pessoas</w:t>
+        <w:t>- Unidades</w:t>
       </w:r>
     </w:p>
     <w:p>

--- a/rodrigoAnastacio/BD/Aula3/atividade1.docx
+++ b/rodrigoAnastacio/BD/Aula3/atividade1.docx
@@ -50,12 +50,17 @@
     <w:p>
       <w:pPr>
         <w:pStyle w:val="PargrafodaLista"/>
-        <w:rPr>
-          <w:u w:val="single"/>
-        </w:rPr>
       </w:pPr>
       <w:r>
         <w:t>- Unidades</w:t>
+      </w:r>
+    </w:p>
+    <w:p>
+      <w:pPr>
+        <w:pStyle w:val="PargrafodaLista"/>
+      </w:pPr>
+      <w:r>
+        <w:t>- Aluguel</w:t>
       </w:r>
     </w:p>
     <w:p>

--- a/rodrigoAnastacio/BD/Aula3/atividade1.docx
+++ b/rodrigoAnastacio/BD/Aula3/atividade1.docx
@@ -100,6 +100,14 @@
       </w:pPr>
       <w:r>
         <w:t>- Produtos</w:t>
+      </w:r>
+    </w:p>
+    <w:p>
+      <w:pPr>
+        <w:pStyle w:val="PargrafodaLista"/>
+      </w:pPr>
+      <w:r>
+        <w:t>- Vendas</w:t>
       </w:r>
     </w:p>
     <w:sectPr>

--- a/rodrigoAnastacio/BD/Aula3/atividade1.docx
+++ b/rodrigoAnastacio/BD/Aula3/atividade1.docx
@@ -108,6 +108,22 @@
       </w:pPr>
       <w:r>
         <w:t>- Vendas</w:t>
+      </w:r>
+    </w:p>
+    <w:p>
+      <w:pPr>
+        <w:pStyle w:val="PargrafodaLista"/>
+      </w:pPr>
+      <w:r>
+        <w:t>- Cliente</w:t>
+      </w:r>
+    </w:p>
+    <w:p>
+      <w:pPr>
+        <w:pStyle w:val="PargrafodaLista"/>
+      </w:pPr>
+      <w:r>
+        <w:t>- Prateleira</w:t>
       </w:r>
     </w:p>
     <w:sectPr>

--- a/rodrigoAnastacio/BD/Aula3/atividade1.docx
+++ b/rodrigoAnastacio/BD/Aula3/atividade1.docx
@@ -38,6 +38,17 @@
       <w:r>
         <w:t>- Condomínios</w:t>
       </w:r>
+      <w:r>
+        <w:t xml:space="preserve">: </w:t>
+      </w:r>
+    </w:p>
+    <w:p>
+      <w:pPr>
+        <w:pStyle w:val="PargrafodaLista"/>
+      </w:pPr>
+      <w:r>
+        <w:t>{id, nome, bloco}</w:t>
+      </w:r>
     </w:p>
     <w:p>
       <w:pPr>
@@ -45,6 +56,17 @@
       </w:pPr>
       <w:r>
         <w:t>- Pessoas</w:t>
+      </w:r>
+      <w:r>
+        <w:t>:</w:t>
+      </w:r>
+    </w:p>
+    <w:p>
+      <w:pPr>
+        <w:pStyle w:val="PargrafodaLista"/>
+      </w:pPr>
+      <w:r>
+        <w:t>{id, nome, telefone}</w:t>
       </w:r>
     </w:p>
     <w:p>

--- a/rodrigoAnastacio/BD/Aula3/atividade1.docx
+++ b/rodrigoAnastacio/BD/Aula3/atividade1.docx
@@ -76,6 +76,17 @@
       <w:r>
         <w:t>- Unidades</w:t>
       </w:r>
+      <w:r>
+        <w:t>:</w:t>
+      </w:r>
+    </w:p>
+    <w:p>
+      <w:pPr>
+        <w:pStyle w:val="PargrafodaLista"/>
+      </w:pPr>
+      <w:r>
+        <w:t>{id, local, nome}</w:t>
+      </w:r>
     </w:p>
     <w:p>
       <w:pPr>
@@ -83,6 +94,17 @@
       </w:pPr>
       <w:r>
         <w:t>- Aluguel</w:t>
+      </w:r>
+      <w:r>
+        <w:t>:</w:t>
+      </w:r>
+    </w:p>
+    <w:p>
+      <w:pPr>
+        <w:pStyle w:val="PargrafodaLista"/>
+      </w:pPr>
+      <w:r>
+        <w:t>{id, endereço, contrato}</w:t>
       </w:r>
     </w:p>
     <w:p>

--- a/rodrigoAnastacio/BD/Aula3/atividade1.docx
+++ b/rodrigoAnastacio/BD/Aula3/atividade1.docx
@@ -137,6 +137,17 @@
       <w:r>
         <w:t>- Vendedor</w:t>
       </w:r>
+      <w:r>
+        <w:t>:</w:t>
+      </w:r>
+    </w:p>
+    <w:p>
+      <w:pPr>
+        <w:pStyle w:val="PargrafodaLista"/>
+      </w:pPr>
+      <w:r>
+        <w:t>{id, nome, telefone}</w:t>
+      </w:r>
     </w:p>
     <w:p>
       <w:pPr>
@@ -145,6 +156,17 @@
       <w:r>
         <w:t>- Produtos</w:t>
       </w:r>
+      <w:r>
+        <w:t>:</w:t>
+      </w:r>
+    </w:p>
+    <w:p>
+      <w:pPr>
+        <w:pStyle w:val="PargrafodaLista"/>
+      </w:pPr>
+      <w:r>
+        <w:t>{id, nome, local}</w:t>
+      </w:r>
     </w:p>
     <w:p>
       <w:pPr>
@@ -152,6 +174,17 @@
       </w:pPr>
       <w:r>
         <w:t>- Vendas</w:t>
+      </w:r>
+      <w:r>
+        <w:t>:</w:t>
+      </w:r>
+    </w:p>
+    <w:p>
+      <w:pPr>
+        <w:pStyle w:val="PargrafodaLista"/>
+      </w:pPr>
+      <w:r>
+        <w:t>{id, valor, nome}</w:t>
       </w:r>
     </w:p>
     <w:p>

--- a/rodrigoAnastacio/BD/Aula3/atividade1.docx
+++ b/rodrigoAnastacio/BD/Aula3/atividade1.docx
@@ -194,6 +194,17 @@
       <w:r>
         <w:t>- Cliente</w:t>
       </w:r>
+      <w:r>
+        <w:t>:</w:t>
+      </w:r>
+    </w:p>
+    <w:p>
+      <w:pPr>
+        <w:pStyle w:val="PargrafodaLista"/>
+      </w:pPr>
+      <w:r>
+        <w:t>{id, nome, endereço}</w:t>
+      </w:r>
     </w:p>
     <w:p>
       <w:pPr>
@@ -201,6 +212,17 @@
       </w:pPr>
       <w:r>
         <w:t>- Prateleira</w:t>
+      </w:r>
+      <w:r>
+        <w:t>:</w:t>
+      </w:r>
+    </w:p>
+    <w:p>
+      <w:pPr>
+        <w:pStyle w:val="PargrafodaLista"/>
+      </w:pPr>
+      <w:r>
+        <w:t>{id, produtos, local}</w:t>
       </w:r>
     </w:p>
     <w:sectPr>
